--- a/backend/word-contract-templates/συμβασηΑει2025.docx
+++ b/backend/word-contract-templates/συμβασηΑει2025.docx
@@ -1,6 +1,6 @@
 
 <file path=word/document.xml><?xml version="1.0" encoding="utf-8"?>
-<w:document xmlns:wpc="http://schemas.microsoft.com/office/word/2010/wordprocessingCanvas" xmlns:cx="http://schemas.microsoft.com/office/drawing/2014/chartex" xmlns:cx1="http://schemas.microsoft.com/office/drawing/2015/9/8/chartex" xmlns:cx2="http://schemas.microsoft.com/office/drawing/2015/10/21/chartex" xmlns:cx3="http://schemas.microsoft.com/office/drawing/2016/5/9/chartex" xmlns:cx4="http://schemas.microsoft.com/office/drawing/2016/5/10/chartex" xmlns:cx5="http://schemas.microsoft.com/office/drawing/2016/5/11/chartex" xmlns:cx6="http://schemas.microsoft.com/office/drawing/2016/5/12/chartex" xmlns:cx7="http://schemas.microsoft.com/office/drawing/2016/5/13/chartex" xmlns:cx8="http://schemas.microsoft.com/office/drawing/2016/5/14/chartex" xmlns:mc="http://schemas.openxmlformats.org/markup-compatibility/2006" xmlns:aink="http://schemas.microsoft.com/office/drawing/2016/ink" xmlns:am3d="http://schemas.microsoft.com/office/drawing/2017/model3d" xmlns:o="urn:schemas-microsoft-com:office:office" xmlns:oel="http://schemas.microsoft.com/office/2019/extlst" xmlns:r="http://schemas.openxmlformats.org/officeDocument/2006/relationships" xmlns:m="http://schemas.openxmlformats.org/officeDocument/2006/math" xmlns:v="urn:schemas-microsoft-com:vml" xmlns:wp14="http://schemas.microsoft.com/office/word/2010/wordprocessingDrawing" xmlns:wp="http://schemas.openxmlformats.org/drawingml/2006/wordprocessingDrawing" xmlns:w10="urn:schemas-microsoft-com:office:word" xmlns:w="http://schemas.openxmlformats.org/wordprocessingml/2006/main" xmlns:w14="http://schemas.microsoft.com/office/word/2010/wordml" xmlns:w15="http://schemas.microsoft.com/office/word/2012/wordml" xmlns:w16cex="http://schemas.microsoft.com/office/word/2018/wordml/cex" xmlns:w16cid="http://schemas.microsoft.com/office/word/2016/wordml/cid" xmlns:w16="http://schemas.microsoft.com/office/word/2018/wordml" xmlns:w16du="http://schemas.microsoft.com/office/word/2023/wordml/word16du" xmlns:w16sdtdh="http://schemas.microsoft.com/office/word/2020/wordml/sdtdatahash" xmlns:w16sdtfl="http://schemas.microsoft.com/office/word/2024/wordml/sdtformatlock" xmlns:w16se="http://schemas.microsoft.com/office/word/2015/wordml/symex" xmlns:wpg="http://schemas.microsoft.com/office/word/2010/wordprocessingGroup" xmlns:wpi="http://schemas.microsoft.com/office/word/2010/wordprocessingInk" xmlns:wne="http://schemas.microsoft.com/office/word/2006/wordml" xmlns:wps="http://schemas.microsoft.com/office/word/2010/wordprocessingShape" mc:Ignorable="w14 w15 w16se w16cid w16 w16cex w16sdtdh w16sdtfl w16du wp14">
+<w:document xmlns:wpc="http://schemas.microsoft.com/office/word/2010/wordprocessingCanvas" xmlns:cx="http://schemas.microsoft.com/office/drawing/2014/chartex" xmlns:mc="http://schemas.openxmlformats.org/markup-compatibility/2006" xmlns:o="urn:schemas-microsoft-com:office:office" xmlns:r="http://schemas.openxmlformats.org/officeDocument/2006/relationships" xmlns:m="http://schemas.openxmlformats.org/officeDocument/2006/math" xmlns:v="urn:schemas-microsoft-com:vml" xmlns:wp14="http://schemas.microsoft.com/office/word/2010/wordprocessingDrawing" xmlns:wp="http://schemas.openxmlformats.org/drawingml/2006/wordprocessingDrawing" xmlns:w10="urn:schemas-microsoft-com:office:word" xmlns:w="http://schemas.openxmlformats.org/wordprocessingml/2006/main" xmlns:w14="http://schemas.microsoft.com/office/word/2010/wordml" xmlns:w15="http://schemas.microsoft.com/office/word/2012/wordml" xmlns:w16se="http://schemas.microsoft.com/office/word/2015/wordml/symex" xmlns:wpg="http://schemas.microsoft.com/office/word/2010/wordprocessingGroup" xmlns:wpi="http://schemas.microsoft.com/office/word/2010/wordprocessingInk" xmlns:wne="http://schemas.microsoft.com/office/word/2006/wordml" xmlns:wps="http://schemas.microsoft.com/office/word/2010/wordprocessingShape" mc:Ignorable="w14 w15 w16se wp14">
   <w:body>
     <w:p>
       <w:pPr>
@@ -85,35 +85,60 @@
       <w:r>
         <w:rPr>
           <w:rFonts w:ascii="Arial" w:eastAsia="Times New Roman" w:hAnsi="Arial" w:cs="Arial"/>
-          <w:color w:val="333333"/>
-          <w:sz w:val="20"/>
-          <w:szCs w:val="20"/>
-          <w:lang w:eastAsia="el-GR"/>
-        </w:rPr>
-        <w:pict w14:anchorId="2364979E">
-          <v:shapetype id="_x0000_t75" coordsize="21600,21600" o:spt="75" o:preferrelative="t" path="m@4@5l@4@11@9@11@9@5xe" filled="f" stroked="f">
-            <v:stroke joinstyle="miter"/>
-            <v:formulas>
-              <v:f eqn="if lineDrawn pixelLineWidth 0"/>
-              <v:f eqn="sum @0 1 0"/>
-              <v:f eqn="sum 0 0 @1"/>
-              <v:f eqn="prod @2 1 2"/>
-              <v:f eqn="prod @3 21600 pixelWidth"/>
-              <v:f eqn="prod @3 21600 pixelHeight"/>
-              <v:f eqn="sum @0 0 1"/>
-              <v:f eqn="prod @6 1 2"/>
-              <v:f eqn="prod @7 21600 pixelWidth"/>
-              <v:f eqn="sum @8 21600 0"/>
-              <v:f eqn="prod @7 21600 pixelHeight"/>
-              <v:f eqn="sum @10 21600 0"/>
-            </v:formulas>
-            <v:path o:extrusionok="f" gradientshapeok="t" o:connecttype="rect"/>
-            <o:lock v:ext="edit" aspectratio="t"/>
-          </v:shapetype>
-          <v:shape id="_x0000_i1025" type="#_x0000_t75" style="width:369pt;height:53.25pt">
-            <v:imagedata r:id="rId8" o:title="new_espa_logo"/>
-          </v:shape>
-        </w:pict>
+          <w:noProof/>
+          <w:color w:val="333333"/>
+          <w:sz w:val="20"/>
+          <w:szCs w:val="20"/>
+          <w:lang w:eastAsia="el-GR"/>
+        </w:rPr>
+        <w:drawing>
+          <wp:inline distT="0" distB="0" distL="0" distR="0" wp14:anchorId="2364979E" wp14:editId="6967DD6B">
+            <wp:extent cx="4686300" cy="676275"/>
+            <wp:effectExtent l="0" t="0" r="0" b="9525"/>
+            <wp:docPr id="2" name="Εικόνα 1" descr="new_espa_logo"/>
+            <wp:cNvGraphicFramePr>
+              <a:graphicFrameLocks xmlns:a="http://schemas.openxmlformats.org/drawingml/2006/main" noChangeAspect="1"/>
+            </wp:cNvGraphicFramePr>
+            <a:graphic xmlns:a="http://schemas.openxmlformats.org/drawingml/2006/main">
+              <a:graphicData uri="http://schemas.openxmlformats.org/drawingml/2006/picture">
+                <pic:pic xmlns:pic="http://schemas.openxmlformats.org/drawingml/2006/picture">
+                  <pic:nvPicPr>
+                    <pic:cNvPr id="0" name="Picture 1" descr="new_espa_logo"/>
+                    <pic:cNvPicPr>
+                      <a:picLocks noChangeAspect="1" noChangeArrowheads="1"/>
+                    </pic:cNvPicPr>
+                  </pic:nvPicPr>
+                  <pic:blipFill>
+                    <a:blip r:embed="rId8" cstate="print">
+                      <a:extLst>
+                        <a:ext uri="{28A0092B-C50C-407E-A947-70E740481C1C}">
+                          <a14:useLocalDpi xmlns:a14="http://schemas.microsoft.com/office/drawing/2010/main" val="0"/>
+                        </a:ext>
+                      </a:extLst>
+                    </a:blip>
+                    <a:srcRect/>
+                    <a:stretch>
+                      <a:fillRect/>
+                    </a:stretch>
+                  </pic:blipFill>
+                  <pic:spPr bwMode="auto">
+                    <a:xfrm>
+                      <a:off x="0" y="0"/>
+                      <a:ext cx="4686300" cy="676275"/>
+                    </a:xfrm>
+                    <a:prstGeom prst="rect">
+                      <a:avLst/>
+                    </a:prstGeom>
+                    <a:noFill/>
+                    <a:ln>
+                      <a:noFill/>
+                    </a:ln>
+                  </pic:spPr>
+                </pic:pic>
+              </a:graphicData>
+            </a:graphic>
+          </wp:inline>
+        </w:drawing>
       </w:r>
     </w:p>
     <w:p>
@@ -889,99 +914,65 @@
           <w:szCs w:val="20"/>
           <w:lang w:eastAsia="el-GR"/>
         </w:rPr>
-        <w:t>εκπροσωπείται νόμιμα από τον Πρύτανη</w:t>
-      </w:r>
-      <w:r>
-        <w:rPr>
-          <w:rFonts w:ascii="Arial" w:eastAsia="Times New Roman" w:hAnsi="Arial" w:cs="Arial"/>
-          <w:color w:val="333333"/>
-          <w:sz w:val="20"/>
-          <w:szCs w:val="20"/>
-          <w:lang w:eastAsia="el-GR"/>
-        </w:rPr>
-        <w:t xml:space="preserve"> του Πανεπιστημίου Πελοποννήσου</w:t>
-      </w:r>
-      <w:r>
-        <w:rPr>
-          <w:rFonts w:ascii="Arial" w:eastAsia="Times New Roman" w:hAnsi="Arial" w:cs="Arial"/>
-          <w:color w:val="333333"/>
-          <w:sz w:val="20"/>
-          <w:szCs w:val="20"/>
-          <w:lang w:eastAsia="el-GR"/>
-        </w:rPr>
-        <w:t xml:space="preserve">, Καθηγητή Αθανάσιο </w:t>
-      </w:r>
-      <w:proofErr w:type="spellStart"/>
-      <w:r>
-        <w:rPr>
-          <w:rFonts w:ascii="Arial" w:eastAsia="Times New Roman" w:hAnsi="Arial" w:cs="Arial"/>
-          <w:color w:val="333333"/>
-          <w:sz w:val="20"/>
-          <w:szCs w:val="20"/>
-          <w:lang w:eastAsia="el-GR"/>
-        </w:rPr>
-        <w:t>Κατσή</w:t>
-      </w:r>
-      <w:proofErr w:type="spellEnd"/>
-      <w:r>
-        <w:rPr>
-          <w:rFonts w:ascii="Arial" w:eastAsia="Times New Roman" w:hAnsi="Arial" w:cs="Arial"/>
-          <w:color w:val="333333"/>
-          <w:sz w:val="20"/>
-          <w:szCs w:val="20"/>
-          <w:lang w:eastAsia="el-GR"/>
-        </w:rPr>
-        <w:t>,</w:t>
-      </w:r>
-      <w:r>
-        <w:rPr>
-          <w:rFonts w:ascii="Arial" w:eastAsia="Times New Roman" w:hAnsi="Arial" w:cs="Arial"/>
-          <w:color w:val="333333"/>
-          <w:sz w:val="20"/>
-          <w:szCs w:val="20"/>
-          <w:lang w:eastAsia="el-GR"/>
-        </w:rPr>
-        <w:t xml:space="preserve"> που ενεργ</w:t>
-      </w:r>
-      <w:r>
-        <w:rPr>
-          <w:rFonts w:ascii="Arial" w:eastAsia="Times New Roman" w:hAnsi="Arial" w:cs="Arial"/>
-          <w:color w:val="333333"/>
-          <w:sz w:val="20"/>
-          <w:szCs w:val="20"/>
-          <w:lang w:eastAsia="el-GR"/>
-        </w:rPr>
-        <w:t xml:space="preserve">εί εδώ ως Πρόεδρος της </w:t>
-      </w:r>
-      <w:r>
-        <w:rPr>
-          <w:rFonts w:ascii="Arial" w:eastAsia="Times New Roman" w:hAnsi="Arial" w:cs="Arial"/>
-          <w:color w:val="333333"/>
-          <w:sz w:val="20"/>
-          <w:szCs w:val="20"/>
-          <w:lang w:eastAsia="el-GR"/>
-        </w:rPr>
-        <w:t>Επιτροπής Ερευνών και Διαχείρισης του ΕΛΚΕ του Πανεπιστημίου Πελοποννήσου</w:t>
-      </w:r>
-      <w:r>
-        <w:rPr>
-          <w:rFonts w:ascii="Arial" w:eastAsia="Times New Roman" w:hAnsi="Arial" w:cs="Arial"/>
-          <w:color w:val="333333"/>
-          <w:sz w:val="20"/>
-          <w:szCs w:val="20"/>
-          <w:lang w:eastAsia="el-GR"/>
-        </w:rPr>
-        <w:t xml:space="preserve">, σύμφωνα </w:t>
-      </w:r>
-      <w:r>
-        <w:rPr>
-          <w:rFonts w:ascii="Arial" w:eastAsia="Times New Roman" w:hAnsi="Arial" w:cs="Arial"/>
-          <w:color w:val="333333"/>
-          <w:sz w:val="20"/>
-          <w:szCs w:val="20"/>
-          <w:lang w:eastAsia="el-GR"/>
-        </w:rPr>
-        <w:t>με το άρθρο 15 του ν. 4957/2022,</w:t>
+        <w:t xml:space="preserve">εκπροσωπείται νόμιμα </w:t>
+      </w:r>
+      <w:r>
+        <w:rPr>
+          <w:rFonts w:ascii="Arial" w:eastAsia="Times New Roman" w:hAnsi="Arial" w:cs="Arial"/>
+          <w:color w:val="333333"/>
+          <w:sz w:val="20"/>
+          <w:szCs w:val="20"/>
+          <w:lang w:eastAsia="el-GR"/>
+        </w:rPr>
+        <w:t>από την ασκούσα αρμοδιότητες Πρύτανη, Καθηγήτρια Σοφία Ζυγά (ΦΕΚ Υ.Ο.Δ.Δ.</w:t>
+      </w:r>
+    </w:p>
+    <w:p>
+      <w:pPr>
+        <w:pStyle w:val="a5"/>
+        <w:spacing w:before="100" w:beforeAutospacing="1" w:after="100" w:afterAutospacing="1" w:line="240" w:lineRule="auto"/>
+        <w:ind w:left="501"/>
+        <w:rPr>
+          <w:rFonts w:ascii="Arial" w:eastAsia="Times New Roman" w:hAnsi="Arial" w:cs="Arial"/>
+          <w:color w:val="333333"/>
+          <w:sz w:val="20"/>
+          <w:szCs w:val="20"/>
+          <w:lang w:eastAsia="el-GR"/>
+        </w:rPr>
+      </w:pPr>
+      <w:r>
+        <w:rPr>
+          <w:rFonts w:ascii="Arial" w:eastAsia="Times New Roman" w:hAnsi="Arial" w:cs="Arial"/>
+          <w:color w:val="333333"/>
+          <w:sz w:val="20"/>
+          <w:szCs w:val="20"/>
+          <w:lang w:eastAsia="el-GR"/>
+        </w:rPr>
+        <w:t>560/27.04.2026), που ενεργεί εδώ ως Πρόεδρος της Επιτροπής Ερευνών του ΕΛΚΕ του</w:t>
+      </w:r>
+    </w:p>
+    <w:p>
+      <w:pPr>
+        <w:pStyle w:val="a5"/>
+        <w:spacing w:before="100" w:beforeAutospacing="1" w:after="100" w:afterAutospacing="1" w:line="240" w:lineRule="auto"/>
+        <w:ind w:left="501"/>
+        <w:rPr>
+          <w:rFonts w:ascii="Arial" w:eastAsia="Times New Roman" w:hAnsi="Arial" w:cs="Arial"/>
+          <w:color w:val="333333"/>
+          <w:sz w:val="20"/>
+          <w:szCs w:val="20"/>
+          <w:lang w:eastAsia="el-GR"/>
+        </w:rPr>
+      </w:pPr>
+      <w:r>
+        <w:rPr>
+          <w:rFonts w:ascii="Arial" w:eastAsia="Times New Roman" w:hAnsi="Arial" w:cs="Arial"/>
+          <w:color w:val="333333"/>
+          <w:sz w:val="20"/>
+          <w:szCs w:val="20"/>
+          <w:lang w:eastAsia="el-GR"/>
+        </w:rPr>
+        <w:t>Πανεπιστημίου Πελοποννήσου, σύμφωνα με το άρθρο 15 του ν. 4957/2022,</w:t>
       </w:r>
     </w:p>
     <w:p>
@@ -1336,31 +1327,7 @@
           <w:szCs w:val="20"/>
           <w:lang w:eastAsia="el-GR"/>
         </w:rPr>
-        <w:t xml:space="preserve">«Πρακτική Άσκηση Πανεπιστημίου Πελοποννήσου </w:t>
-      </w:r>
-      <w:proofErr w:type="spellStart"/>
-      <w:r>
-        <w:rPr>
-          <w:rFonts w:ascii="Arial" w:eastAsia="Times New Roman" w:hAnsi="Arial" w:cs="Arial"/>
-          <w:b/>
-          <w:color w:val="333333"/>
-          <w:sz w:val="20"/>
-          <w:szCs w:val="20"/>
-          <w:lang w:eastAsia="el-GR"/>
-        </w:rPr>
-        <w:t>ακ</w:t>
-      </w:r>
-      <w:proofErr w:type="spellEnd"/>
-      <w:r>
-        <w:rPr>
-          <w:rFonts w:ascii="Arial" w:eastAsia="Times New Roman" w:hAnsi="Arial" w:cs="Arial"/>
-          <w:b/>
-          <w:color w:val="333333"/>
-          <w:sz w:val="20"/>
-          <w:szCs w:val="20"/>
-          <w:lang w:eastAsia="el-GR"/>
-        </w:rPr>
-        <w:t xml:space="preserve">. ετών </w:t>
+        <w:t xml:space="preserve">«Πρακτική Άσκηση Πανεπιστημίου Πελοποννήσου ακ. ετών </w:t>
       </w:r>
       <w:r>
         <w:rPr>
@@ -1599,7 +1566,6 @@
         </w:rPr>
         <w:t>/</w:t>
       </w:r>
-      <w:proofErr w:type="spellStart"/>
       <w:r>
         <w:rPr>
           <w:rFonts w:ascii="Arial" w:eastAsia="Times New Roman" w:hAnsi="Arial" w:cs="Arial"/>
@@ -1612,7 +1578,6 @@
         </w:rPr>
         <w:t>τρια</w:t>
       </w:r>
-      <w:proofErr w:type="spellEnd"/>
       <w:r>
         <w:rPr>
           <w:rFonts w:ascii="Arial" w:eastAsia="Times New Roman" w:hAnsi="Arial" w:cs="Arial"/>
@@ -2417,52 +2382,18 @@
           <w:szCs w:val="20"/>
           <w:lang w:eastAsia="el-GR"/>
         </w:rPr>
-        <w:t xml:space="preserve"> και μετά το πέρας της η Σύμβαση λήγει αυτοδικαίως. </w:t>
-      </w:r>
-      <w:proofErr w:type="spellStart"/>
-      <w:r>
-        <w:rPr>
-          <w:rFonts w:ascii="Arial" w:eastAsia="Times New Roman" w:hAnsi="Arial" w:cs="Arial"/>
-          <w:color w:val="333333"/>
-          <w:sz w:val="20"/>
-          <w:szCs w:val="20"/>
-          <w:lang w:eastAsia="el-GR"/>
-        </w:rPr>
-        <w:t>Mε</w:t>
-      </w:r>
-      <w:proofErr w:type="spellEnd"/>
-      <w:r>
-        <w:rPr>
-          <w:rFonts w:ascii="Arial" w:eastAsia="Times New Roman" w:hAnsi="Arial" w:cs="Arial"/>
-          <w:color w:val="333333"/>
-          <w:sz w:val="20"/>
-          <w:szCs w:val="20"/>
-          <w:lang w:eastAsia="el-GR"/>
-        </w:rPr>
-        <w:t xml:space="preserve"> τη λήξη της πρακτικής άσκησης ο φοιτητής</w:t>
-      </w:r>
-      <w:r>
-        <w:rPr>
-          <w:rFonts w:ascii="Arial" w:eastAsia="Times New Roman" w:hAnsi="Arial" w:cs="Arial"/>
-          <w:color w:val="333333"/>
-          <w:sz w:val="20"/>
-          <w:szCs w:val="20"/>
-          <w:lang w:eastAsia="el-GR"/>
-        </w:rPr>
-        <w:t>/</w:t>
-      </w:r>
-      <w:proofErr w:type="spellStart"/>
-      <w:r>
-        <w:rPr>
-          <w:rFonts w:ascii="Arial" w:eastAsia="Times New Roman" w:hAnsi="Arial" w:cs="Arial"/>
-          <w:color w:val="333333"/>
-          <w:sz w:val="20"/>
-          <w:szCs w:val="20"/>
-          <w:lang w:eastAsia="el-GR"/>
-        </w:rPr>
-        <w:t>τρια</w:t>
-      </w:r>
-      <w:proofErr w:type="spellEnd"/>
+        <w:t xml:space="preserve"> και μετά το πέρας της η Σύμβαση λήγει αυτοδικαίως. Mε τη λήξη της πρακτικής άσκησης ο φοιτητής</w:t>
+      </w:r>
+      <w:r>
+        <w:rPr>
+          <w:rFonts w:ascii="Arial" w:eastAsia="Times New Roman" w:hAnsi="Arial" w:cs="Arial"/>
+          <w:color w:val="333333"/>
+          <w:sz w:val="20"/>
+          <w:szCs w:val="20"/>
+          <w:lang w:eastAsia="el-GR"/>
+        </w:rPr>
+        <w:t>/τρια</w:t>
+      </w:r>
       <w:r>
         <w:rPr>
           <w:rFonts w:ascii="Arial" w:eastAsia="Times New Roman" w:hAnsi="Arial" w:cs="Arial"/>
@@ -2551,51 +2482,7 @@
           <w:szCs w:val="20"/>
           <w:lang w:eastAsia="el-GR"/>
         </w:rPr>
-        <w:t xml:space="preserve"> δεν αναλαμβάνει έναντι αυτού/</w:t>
-      </w:r>
-      <w:proofErr w:type="spellStart"/>
-      <w:r>
-        <w:rPr>
-          <w:rFonts w:ascii="Arial" w:eastAsia="Times New Roman" w:hAnsi="Arial" w:cs="Arial"/>
-          <w:color w:val="333333"/>
-          <w:sz w:val="20"/>
-          <w:szCs w:val="20"/>
-          <w:lang w:eastAsia="el-GR"/>
-        </w:rPr>
-        <w:t>ής</w:t>
-      </w:r>
-      <w:proofErr w:type="spellEnd"/>
-      <w:r>
-        <w:rPr>
-          <w:rFonts w:ascii="Arial" w:eastAsia="Times New Roman" w:hAnsi="Arial" w:cs="Arial"/>
-          <w:color w:val="333333"/>
-          <w:sz w:val="20"/>
-          <w:szCs w:val="20"/>
-          <w:lang w:eastAsia="el-GR"/>
-        </w:rPr>
-        <w:t xml:space="preserve"> καμία οικονομική υποχρέωση και καμία ασφαλιστική κάλυψη. Την αποκλειστική ευθύνη για την οικονομική αποζημίωση του/της φοιτητή/</w:t>
-      </w:r>
-      <w:proofErr w:type="spellStart"/>
-      <w:r>
-        <w:rPr>
-          <w:rFonts w:ascii="Arial" w:eastAsia="Times New Roman" w:hAnsi="Arial" w:cs="Arial"/>
-          <w:color w:val="333333"/>
-          <w:sz w:val="20"/>
-          <w:szCs w:val="20"/>
-          <w:lang w:eastAsia="el-GR"/>
-        </w:rPr>
-        <w:t>τριας</w:t>
-      </w:r>
-      <w:proofErr w:type="spellEnd"/>
-      <w:r>
-        <w:rPr>
-          <w:rFonts w:ascii="Arial" w:eastAsia="Times New Roman" w:hAnsi="Arial" w:cs="Arial"/>
-          <w:color w:val="333333"/>
-          <w:sz w:val="20"/>
-          <w:szCs w:val="20"/>
-          <w:lang w:eastAsia="el-GR"/>
-        </w:rPr>
-        <w:t xml:space="preserve"> για την πρακτική άσκηση, καθώς και την απόδοση τυχόν κρατήσεων ή ει</w:t>
+        <w:t xml:space="preserve"> δεν αναλαμβάνει έναντι αυτού/ής καμία οικονομική υποχρέωση και καμία ασφαλιστική κάλυψη. Την αποκλειστική ευθύνη για την οικονομική αποζημίωση του/της φοιτητή/τριας για την πρακτική άσκηση, καθώς και την απόδοση τυχόν κρατήσεων ή ει</w:t>
       </w:r>
       <w:r>
         <w:rPr>
@@ -2854,29 +2741,7 @@
           <w:szCs w:val="20"/>
           <w:lang w:eastAsia="el-GR"/>
         </w:rPr>
-        <w:t>Η αποζημίωση για την Πρακτική Άσκηση για το/τη φοιτητή/</w:t>
-      </w:r>
-      <w:proofErr w:type="spellStart"/>
-      <w:r>
-        <w:rPr>
-          <w:rFonts w:ascii="Arial" w:eastAsia="Times New Roman" w:hAnsi="Arial" w:cs="Arial"/>
-          <w:color w:val="333333"/>
-          <w:sz w:val="20"/>
-          <w:szCs w:val="20"/>
-          <w:lang w:eastAsia="el-GR"/>
-        </w:rPr>
-        <w:t>τρια</w:t>
-      </w:r>
-      <w:proofErr w:type="spellEnd"/>
-      <w:r>
-        <w:rPr>
-          <w:rFonts w:ascii="Arial" w:eastAsia="Times New Roman" w:hAnsi="Arial" w:cs="Arial"/>
-          <w:color w:val="333333"/>
-          <w:sz w:val="20"/>
-          <w:szCs w:val="20"/>
-          <w:lang w:eastAsia="el-GR"/>
-        </w:rPr>
-        <w:t xml:space="preserve"> θα καταβληθεί μέσω του Ειδικού Λογαριασμού</w:t>
+        <w:t>Η αποζημίωση για την Πρακτική Άσκηση για το/τη φοιτητή/τρια θα καταβληθεί μέσω του Ειδικού Λογαριασμού</w:t>
       </w:r>
       <w:r>
         <w:rPr>
@@ -2951,7 +2816,6 @@
         </w:rPr>
         <w:t xml:space="preserve"> </w:t>
       </w:r>
-      <w:proofErr w:type="spellStart"/>
       <w:r>
         <w:rPr>
           <w:rFonts w:ascii="Arial" w:eastAsia="Times New Roman" w:hAnsi="Arial" w:cs="Arial"/>
@@ -2961,19 +2825,7 @@
           <w:szCs w:val="20"/>
           <w:lang w:eastAsia="el-GR"/>
         </w:rPr>
-        <w:t>ακ</w:t>
-      </w:r>
-      <w:proofErr w:type="spellEnd"/>
-      <w:r>
-        <w:rPr>
-          <w:rFonts w:ascii="Arial" w:eastAsia="Times New Roman" w:hAnsi="Arial" w:cs="Arial"/>
-          <w:b/>
-          <w:color w:val="333333"/>
-          <w:sz w:val="20"/>
-          <w:szCs w:val="20"/>
-          <w:lang w:eastAsia="el-GR"/>
-        </w:rPr>
-        <w:t>. ετών</w:t>
+        <w:t>ακ. ετών</w:t>
       </w:r>
       <w:r>
         <w:rPr>
@@ -3056,29 +2908,7 @@
           <w:szCs w:val="20"/>
           <w:lang w:eastAsia="el-GR"/>
         </w:rPr>
-        <w:t>ή/</w:t>
-      </w:r>
-      <w:proofErr w:type="spellStart"/>
-      <w:r>
-        <w:rPr>
-          <w:rFonts w:ascii="Arial" w:eastAsia="Times New Roman" w:hAnsi="Arial" w:cs="Arial"/>
-          <w:color w:val="333333"/>
-          <w:sz w:val="20"/>
-          <w:szCs w:val="20"/>
-          <w:lang w:eastAsia="el-GR"/>
-        </w:rPr>
-        <w:t>τρίας</w:t>
-      </w:r>
-      <w:proofErr w:type="spellEnd"/>
-      <w:r>
-        <w:rPr>
-          <w:rFonts w:ascii="Arial" w:eastAsia="Times New Roman" w:hAnsi="Arial" w:cs="Arial"/>
-          <w:color w:val="333333"/>
-          <w:sz w:val="20"/>
-          <w:szCs w:val="20"/>
-          <w:lang w:eastAsia="el-GR"/>
-        </w:rPr>
-        <w:t xml:space="preserve"> ορίζεται στα </w:t>
+        <w:t xml:space="preserve">ή/τρίας ορίζεται στα </w:t>
       </w:r>
       <w:r>
         <w:rPr>
@@ -3181,29 +3011,7 @@
           <w:szCs w:val="20"/>
           <w:lang w:eastAsia="el-GR"/>
         </w:rPr>
-        <w:t>Οι ασφαλιστικές εισφορές που θα καταβάλλονται στο ΙΚΑ για την ασφάλιση φοιτητών/τριών κατά κινδύνου ατυχήματος ορίζονται σύμφωνα με το Νόμο (</w:t>
-      </w:r>
-      <w:proofErr w:type="spellStart"/>
-      <w:r>
-        <w:rPr>
-          <w:rFonts w:ascii="Arial" w:eastAsia="Times New Roman" w:hAnsi="Arial" w:cs="Arial"/>
-          <w:color w:val="333333"/>
-          <w:sz w:val="20"/>
-          <w:szCs w:val="20"/>
-          <w:lang w:eastAsia="el-GR"/>
-        </w:rPr>
-        <w:t>αριθμ.εγκ</w:t>
-      </w:r>
-      <w:proofErr w:type="spellEnd"/>
-      <w:r>
-        <w:rPr>
-          <w:rFonts w:ascii="Arial" w:eastAsia="Times New Roman" w:hAnsi="Arial" w:cs="Arial"/>
-          <w:color w:val="333333"/>
-          <w:sz w:val="20"/>
-          <w:szCs w:val="20"/>
-          <w:lang w:eastAsia="el-GR"/>
-        </w:rPr>
-        <w:t>. ΙΚΑ 47/20-06-2000) σε 1% επί του τεκμαρτού ημερομισθίου της 12ης ασφαλιστικής κλάσης όπως ισχύει κάθε φορά. Οι ασφαλιστικές εισφορές βαρύνουν το Πανεπιστήμιο Πελοποννήσου, Ειδικό</w:t>
+        <w:t>Οι ασφαλιστικές εισφορές που θα καταβάλλονται στο ΙΚΑ για την ασφάλιση φοιτητών/τριών κατά κινδύνου ατυχήματος ορίζονται σύμφωνα με το Νόμο (αριθμ.εγκ. ΙΚΑ 47/20-06-2000) σε 1% επί του τεκμαρτού ημερομισθίου της 12ης ασφαλιστικής κλάσης όπως ισχύει κάθε φορά. Οι ασφαλιστικές εισφορές βαρύνουν το Πανεπιστήμιο Πελοποννήσου, Ειδικό</w:t>
       </w:r>
       <w:r>
         <w:rPr>
@@ -3378,94 +3186,7 @@
           <w:szCs w:val="20"/>
           <w:lang w:eastAsia="el-GR"/>
         </w:rPr>
-        <w:t xml:space="preserve">Ο συμβαλλόμενος Φορέας  Υποδοχής δεσμεύεται να παραδώσει: α) </w:t>
-      </w:r>
-      <w:r>
-        <w:rPr>
-          <w:rFonts w:ascii="Arial" w:eastAsia="Times New Roman" w:hAnsi="Arial" w:cs="Arial"/>
-          <w:color w:val="333333"/>
-          <w:sz w:val="20"/>
-          <w:szCs w:val="20"/>
-          <w:lang w:eastAsia="el-GR"/>
-        </w:rPr>
-        <w:t>βεβαίωση </w:t>
-      </w:r>
-      <w:r>
-        <w:rPr>
-          <w:rFonts w:ascii="Arial" w:eastAsia="Times New Roman" w:hAnsi="Arial" w:cs="Arial"/>
-          <w:color w:val="333333"/>
-          <w:sz w:val="20"/>
-          <w:szCs w:val="20"/>
-          <w:lang w:eastAsia="el-GR"/>
-        </w:rPr>
-        <w:t xml:space="preserve">ΠΑ για τον ασκούμενο και β)  ερωτηματολόγιο αξιολόγησης μετά την ολοκλήρωση της ΠΑ του </w:t>
-      </w:r>
-      <w:r>
-        <w:rPr>
-          <w:rFonts w:ascii="Arial" w:eastAsia="Times New Roman" w:hAnsi="Arial" w:cs="Arial"/>
-          <w:color w:val="333333"/>
-          <w:sz w:val="20"/>
-          <w:szCs w:val="20"/>
-          <w:lang w:eastAsia="el-GR"/>
-        </w:rPr>
-        <w:t xml:space="preserve">ασκούμενου </w:t>
-      </w:r>
-      <w:r>
-        <w:rPr>
-          <w:rFonts w:ascii="Arial" w:eastAsia="Times New Roman" w:hAnsi="Arial" w:cs="Arial"/>
-          <w:color w:val="333333"/>
-          <w:sz w:val="20"/>
-          <w:szCs w:val="20"/>
-          <w:lang w:eastAsia="el-GR"/>
-        </w:rPr>
-        <w:t>φοιτητή.</w:t>
-      </w:r>
-    </w:p>
-    <w:p>
-      <w:pPr>
-        <w:pStyle w:val="a5"/>
-        <w:numPr>
-          <w:ilvl w:val="0"/>
-          <w:numId w:val="2"/>
-        </w:numPr>
-        <w:spacing w:before="100" w:beforeAutospacing="1" w:after="100" w:afterAutospacing="1" w:line="240" w:lineRule="auto"/>
-        <w:rPr>
-          <w:rFonts w:ascii="Arial" w:eastAsia="Times New Roman" w:hAnsi="Arial" w:cs="Arial"/>
-          <w:color w:val="333333"/>
-          <w:sz w:val="20"/>
-          <w:szCs w:val="20"/>
-          <w:lang w:eastAsia="el-GR"/>
-        </w:rPr>
-      </w:pPr>
-      <w:r>
-        <w:rPr>
-          <w:rFonts w:ascii="Arial" w:eastAsia="Times New Roman" w:hAnsi="Arial" w:cs="Arial"/>
-          <w:color w:val="333333"/>
-          <w:sz w:val="20"/>
-          <w:szCs w:val="20"/>
-          <w:lang w:eastAsia="el-GR"/>
-        </w:rPr>
-        <w:t>Ο συμβαλλόμενος Φορέας Υπ</w:t>
-      </w:r>
-      <w:r>
-        <w:rPr>
-          <w:rFonts w:ascii="Arial" w:eastAsia="Times New Roman" w:hAnsi="Arial" w:cs="Arial"/>
-          <w:color w:val="333333"/>
-          <w:sz w:val="20"/>
-          <w:szCs w:val="20"/>
-          <w:lang w:eastAsia="el-GR"/>
-        </w:rPr>
-        <w:t>οδοχής  δεσμεύεται να παραδώσει β</w:t>
-      </w:r>
-      <w:r>
-        <w:rPr>
-          <w:rFonts w:ascii="Arial" w:eastAsia="Times New Roman" w:hAnsi="Arial" w:cs="Arial"/>
-          <w:color w:val="333333"/>
-          <w:sz w:val="20"/>
-          <w:szCs w:val="20"/>
-          <w:lang w:eastAsia="el-GR"/>
-        </w:rPr>
-        <w:t xml:space="preserve">εβαίωση πραγματοποίησης ΠΑ προκειμένου να καταβληθεί η αμοιβή του ασκούμενου. </w:t>
+        <w:t>Ο συμβαλλόμενος Φορέας Υποδοχής δεσμεύεται να παραδώσει: α)</w:t>
       </w:r>
     </w:p>
     <w:p>
@@ -3489,51 +3210,151 @@
           <w:szCs w:val="20"/>
           <w:lang w:eastAsia="el-GR"/>
         </w:rPr>
-        <w:t>Για την καταβολή της αμοιβής του/ης φοιτητή/</w:t>
-      </w:r>
-      <w:proofErr w:type="spellStart"/>
-      <w:r>
-        <w:rPr>
-          <w:rFonts w:ascii="Arial" w:eastAsia="Times New Roman" w:hAnsi="Arial" w:cs="Arial"/>
-          <w:color w:val="333333"/>
-          <w:sz w:val="20"/>
-          <w:szCs w:val="20"/>
-          <w:lang w:eastAsia="el-GR"/>
-        </w:rPr>
-        <w:t>ριας</w:t>
-      </w:r>
-      <w:proofErr w:type="spellEnd"/>
-      <w:r>
-        <w:rPr>
-          <w:rFonts w:ascii="Arial" w:eastAsia="Times New Roman" w:hAnsi="Arial" w:cs="Arial"/>
-          <w:color w:val="333333"/>
-          <w:sz w:val="20"/>
-          <w:szCs w:val="20"/>
-          <w:lang w:eastAsia="el-GR"/>
-        </w:rPr>
-        <w:t xml:space="preserve"> απαιτείται να έχουν υποβληθεί αρμοδίως και όλα τα αναφερόμενα στην αμέσως προηγούμενη παράγραφο του παρόντος έγγραφα και δικαιολογητικά. Σε διαφορετική περίπτωση, δεν θα καταβάλλεται η αμοιβή του/της φοιτητή/</w:t>
-      </w:r>
-      <w:proofErr w:type="spellStart"/>
-      <w:r>
-        <w:rPr>
-          <w:rFonts w:ascii="Arial" w:eastAsia="Times New Roman" w:hAnsi="Arial" w:cs="Arial"/>
-          <w:color w:val="333333"/>
-          <w:sz w:val="20"/>
-          <w:szCs w:val="20"/>
-          <w:lang w:eastAsia="el-GR"/>
-        </w:rPr>
-        <w:t>τριας</w:t>
-      </w:r>
-      <w:proofErr w:type="spellEnd"/>
-      <w:r>
-        <w:rPr>
-          <w:rFonts w:ascii="Arial" w:eastAsia="Times New Roman" w:hAnsi="Arial" w:cs="Arial"/>
-          <w:color w:val="333333"/>
-          <w:sz w:val="20"/>
-          <w:szCs w:val="20"/>
-          <w:lang w:eastAsia="el-GR"/>
-        </w:rPr>
-        <w:t>.</w:t>
+        <w:t>βεβαίωση πραγματοποίησης πρακτικής άσκησης για τον ασκούμενο και β)</w:t>
+      </w:r>
+    </w:p>
+    <w:p>
+      <w:pPr>
+        <w:pStyle w:val="a5"/>
+        <w:spacing w:before="100" w:beforeAutospacing="1" w:after="100" w:afterAutospacing="1" w:line="240" w:lineRule="auto"/>
+        <w:ind w:left="1287"/>
+        <w:rPr>
+          <w:rFonts w:ascii="Arial" w:eastAsia="Times New Roman" w:hAnsi="Arial" w:cs="Arial"/>
+          <w:color w:val="333333"/>
+          <w:sz w:val="20"/>
+          <w:szCs w:val="20"/>
+          <w:lang w:eastAsia="el-GR"/>
+        </w:rPr>
+      </w:pPr>
+      <w:r>
+        <w:rPr>
+          <w:rFonts w:ascii="Arial" w:eastAsia="Times New Roman" w:hAnsi="Arial" w:cs="Arial"/>
+          <w:color w:val="333333"/>
+          <w:sz w:val="20"/>
+          <w:szCs w:val="20"/>
+          <w:lang w:eastAsia="el-GR"/>
+        </w:rPr>
+        <w:t>ερωτηματολόγιο αξιολόγησης μετά την ολοκλήρωση της ΠΑ του ασκούμενου φοιτητή.</w:t>
+      </w:r>
+    </w:p>
+    <w:p>
+      <w:pPr>
+        <w:pStyle w:val="a5"/>
+        <w:spacing w:before="100" w:beforeAutospacing="1" w:after="100" w:afterAutospacing="1" w:line="240" w:lineRule="auto"/>
+        <w:ind w:left="1287"/>
+        <w:rPr>
+          <w:rFonts w:ascii="Arial" w:eastAsia="Times New Roman" w:hAnsi="Arial" w:cs="Arial"/>
+          <w:color w:val="333333"/>
+          <w:sz w:val="20"/>
+          <w:szCs w:val="20"/>
+          <w:lang w:eastAsia="el-GR"/>
+        </w:rPr>
+      </w:pPr>
+      <w:r>
+        <w:rPr>
+          <w:rFonts w:ascii="Arial" w:eastAsia="Times New Roman" w:hAnsi="Arial" w:cs="Arial"/>
+          <w:color w:val="333333"/>
+          <w:sz w:val="20"/>
+          <w:szCs w:val="20"/>
+          <w:lang w:eastAsia="el-GR"/>
+        </w:rPr>
+        <w:t>Ο συμβαλλόμενος Φορέας Υποδοχής δεσμεύεται να παραδώσει τα παραπάνω</w:t>
+      </w:r>
+    </w:p>
+    <w:p>
+      <w:pPr>
+        <w:pStyle w:val="a5"/>
+        <w:spacing w:before="100" w:beforeAutospacing="1" w:after="100" w:afterAutospacing="1" w:line="240" w:lineRule="auto"/>
+        <w:ind w:left="1287"/>
+        <w:rPr>
+          <w:rFonts w:ascii="Arial" w:eastAsia="Times New Roman" w:hAnsi="Arial" w:cs="Arial"/>
+          <w:color w:val="333333"/>
+          <w:sz w:val="20"/>
+          <w:szCs w:val="20"/>
+          <w:lang w:eastAsia="el-GR"/>
+        </w:rPr>
+      </w:pPr>
+      <w:r>
+        <w:rPr>
+          <w:rFonts w:ascii="Arial" w:eastAsia="Times New Roman" w:hAnsi="Arial" w:cs="Arial"/>
+          <w:color w:val="333333"/>
+          <w:sz w:val="20"/>
+          <w:szCs w:val="20"/>
+          <w:lang w:eastAsia="el-GR"/>
+        </w:rPr>
+        <w:t>προκειμένου να καταβληθεί η αμοιβή του ασκούμενου. Για την καταβολή της αμοιβής</w:t>
+      </w:r>
+    </w:p>
+    <w:p>
+      <w:pPr>
+        <w:pStyle w:val="a5"/>
+        <w:spacing w:before="100" w:beforeAutospacing="1" w:after="100" w:afterAutospacing="1" w:line="240" w:lineRule="auto"/>
+        <w:ind w:left="1287"/>
+        <w:rPr>
+          <w:rFonts w:ascii="Arial" w:eastAsia="Times New Roman" w:hAnsi="Arial" w:cs="Arial"/>
+          <w:color w:val="333333"/>
+          <w:sz w:val="20"/>
+          <w:szCs w:val="20"/>
+          <w:lang w:eastAsia="el-GR"/>
+        </w:rPr>
+      </w:pPr>
+      <w:r>
+        <w:rPr>
+          <w:rFonts w:ascii="Arial" w:eastAsia="Times New Roman" w:hAnsi="Arial" w:cs="Arial"/>
+          <w:color w:val="333333"/>
+          <w:sz w:val="20"/>
+          <w:szCs w:val="20"/>
+          <w:lang w:eastAsia="el-GR"/>
+        </w:rPr>
+        <w:t>του/ης φοιτητή/ριας απαιτείται να έχουν υποβληθεί αρμοδίως και όλα τα αναφερόμενα</w:t>
+      </w:r>
+    </w:p>
+    <w:p>
+      <w:pPr>
+        <w:pStyle w:val="a5"/>
+        <w:spacing w:before="100" w:beforeAutospacing="1" w:after="100" w:afterAutospacing="1" w:line="240" w:lineRule="auto"/>
+        <w:ind w:left="1287"/>
+        <w:rPr>
+          <w:rFonts w:ascii="Arial" w:eastAsia="Times New Roman" w:hAnsi="Arial" w:cs="Arial"/>
+          <w:color w:val="333333"/>
+          <w:sz w:val="20"/>
+          <w:szCs w:val="20"/>
+          <w:lang w:eastAsia="el-GR"/>
+        </w:rPr>
+      </w:pPr>
+      <w:r>
+        <w:rPr>
+          <w:rFonts w:ascii="Arial" w:eastAsia="Times New Roman" w:hAnsi="Arial" w:cs="Arial"/>
+          <w:color w:val="333333"/>
+          <w:sz w:val="20"/>
+          <w:szCs w:val="20"/>
+          <w:lang w:eastAsia="el-GR"/>
+        </w:rPr>
+        <w:t>στην παράγραφο i, ii και iii, του παρόντος έγγραφα και δικαιολογητικά. Σε διαφορετική</w:t>
+      </w:r>
+    </w:p>
+    <w:p>
+      <w:pPr>
+        <w:pStyle w:val="a5"/>
+        <w:spacing w:before="100" w:beforeAutospacing="1" w:after="100" w:afterAutospacing="1" w:line="240" w:lineRule="auto"/>
+        <w:ind w:left="1287"/>
+        <w:rPr>
+          <w:rFonts w:ascii="Arial" w:eastAsia="Times New Roman" w:hAnsi="Arial" w:cs="Arial"/>
+          <w:color w:val="333333"/>
+          <w:sz w:val="20"/>
+          <w:szCs w:val="20"/>
+          <w:lang w:eastAsia="el-GR"/>
+        </w:rPr>
+      </w:pPr>
+      <w:r>
+        <w:rPr>
+          <w:rFonts w:ascii="Arial" w:eastAsia="Times New Roman" w:hAnsi="Arial" w:cs="Arial"/>
+          <w:color w:val="333333"/>
+          <w:sz w:val="20"/>
+          <w:szCs w:val="20"/>
+          <w:lang w:eastAsia="el-GR"/>
+        </w:rPr>
+        <w:t>περίπτωση, δεν θα καταβάλλεται η αμοιβή του/της φοιτητή/τριας.</w:t>
       </w:r>
     </w:p>
     <w:p>
@@ -3600,29 +3421,7 @@
           <w:szCs w:val="20"/>
           <w:lang w:eastAsia="el-GR"/>
         </w:rPr>
-        <w:t xml:space="preserve">της δημόσιας υγείας από τον κίνδυνο περαιτέρω διασποράς του </w:t>
-      </w:r>
-      <w:proofErr w:type="spellStart"/>
-      <w:r>
-        <w:rPr>
-          <w:rFonts w:ascii="Arial" w:eastAsia="Times New Roman" w:hAnsi="Arial" w:cs="Arial"/>
-          <w:color w:val="333333"/>
-          <w:sz w:val="20"/>
-          <w:szCs w:val="20"/>
-          <w:lang w:eastAsia="el-GR"/>
-        </w:rPr>
-        <w:t>κορωνοϊού</w:t>
-      </w:r>
-      <w:proofErr w:type="spellEnd"/>
-      <w:r>
-        <w:rPr>
-          <w:rFonts w:ascii="Arial" w:eastAsia="Times New Roman" w:hAnsi="Arial" w:cs="Arial"/>
-          <w:color w:val="333333"/>
-          <w:sz w:val="20"/>
-          <w:szCs w:val="20"/>
-          <w:lang w:eastAsia="el-GR"/>
-        </w:rPr>
-        <w:t xml:space="preserve"> Covid-19 στο σύνολο </w:t>
+        <w:t xml:space="preserve">της δημόσιας υγείας από τον κίνδυνο περαιτέρω διασποράς του κορωνοϊού Covid-19 στο σύνολο </w:t>
       </w:r>
       <w:r>
         <w:rPr>
@@ -3669,29 +3468,7 @@
           <w:szCs w:val="20"/>
           <w:lang w:eastAsia="el-GR"/>
         </w:rPr>
-        <w:t>Ο Φορέας Υποδοχής αποδέχεται να απασχολήσει τον/την φοιτητή/</w:t>
-      </w:r>
-      <w:proofErr w:type="spellStart"/>
-      <w:r>
-        <w:rPr>
-          <w:rFonts w:ascii="Arial" w:eastAsia="Times New Roman" w:hAnsi="Arial" w:cs="Arial"/>
-          <w:color w:val="333333"/>
-          <w:sz w:val="20"/>
-          <w:szCs w:val="20"/>
-          <w:lang w:eastAsia="el-GR"/>
-        </w:rPr>
-        <w:t>τρια</w:t>
-      </w:r>
-      <w:proofErr w:type="spellEnd"/>
-      <w:r>
-        <w:rPr>
-          <w:rFonts w:ascii="Arial" w:eastAsia="Times New Roman" w:hAnsi="Arial" w:cs="Arial"/>
-          <w:color w:val="333333"/>
-          <w:sz w:val="20"/>
-          <w:szCs w:val="20"/>
-          <w:lang w:eastAsia="el-GR"/>
-        </w:rPr>
-        <w:t xml:space="preserve"> τηρώντας όλα τα μέτρα</w:t>
+        <w:t>Ο Φορέας Υποδοχής αποδέχεται να απασχολήσει τον/την φοιτητή/τρια τηρώντας όλα τα μέτρα</w:t>
       </w:r>
       <w:r>
         <w:rPr>
@@ -3848,29 +3625,7 @@
           <w:szCs w:val="20"/>
           <w:lang w:eastAsia="el-GR"/>
         </w:rPr>
-        <w:t>Ο Φορέας Υποδοχής οφείλει να παρακολουθεί και να καθοδηγεί τον/την φοιτητή/</w:t>
-      </w:r>
-      <w:proofErr w:type="spellStart"/>
-      <w:r>
-        <w:rPr>
-          <w:rFonts w:ascii="Arial" w:eastAsia="Times New Roman" w:hAnsi="Arial" w:cs="Arial"/>
-          <w:color w:val="333333"/>
-          <w:sz w:val="20"/>
-          <w:szCs w:val="20"/>
-          <w:lang w:eastAsia="el-GR"/>
-        </w:rPr>
-        <w:t>τρια</w:t>
-      </w:r>
-      <w:proofErr w:type="spellEnd"/>
-      <w:r>
-        <w:rPr>
-          <w:rFonts w:ascii="Arial" w:eastAsia="Times New Roman" w:hAnsi="Arial" w:cs="Arial"/>
-          <w:color w:val="333333"/>
-          <w:sz w:val="20"/>
-          <w:szCs w:val="20"/>
-          <w:lang w:eastAsia="el-GR"/>
-        </w:rPr>
-        <w:t xml:space="preserve"> για την επιτυχή</w:t>
+        <w:t>Ο Φορέας Υποδοχής οφείλει να παρακολουθεί και να καθοδηγεί τον/την φοιτητή/τρια για την επιτυχή</w:t>
       </w:r>
       <w:r>
         <w:rPr>
@@ -4007,29 +3762,27 @@
           <w:szCs w:val="20"/>
           <w:lang w:eastAsia="el-GR"/>
         </w:rPr>
-        <w:t>ης φοιτητή/</w:t>
-      </w:r>
-      <w:proofErr w:type="spellStart"/>
-      <w:r>
-        <w:rPr>
-          <w:rFonts w:ascii="Arial" w:eastAsia="Times New Roman" w:hAnsi="Arial" w:cs="Arial"/>
-          <w:color w:val="333333"/>
-          <w:sz w:val="20"/>
-          <w:szCs w:val="20"/>
-          <w:lang w:eastAsia="el-GR"/>
-        </w:rPr>
-        <w:t>ριας</w:t>
-      </w:r>
-      <w:proofErr w:type="spellEnd"/>
-      <w:r>
-        <w:rPr>
-          <w:rFonts w:ascii="Arial" w:eastAsia="Times New Roman" w:hAnsi="Arial" w:cs="Arial"/>
-          <w:color w:val="333333"/>
-          <w:sz w:val="20"/>
-          <w:szCs w:val="20"/>
-          <w:lang w:eastAsia="el-GR"/>
-        </w:rPr>
-        <w:t xml:space="preserve"> μέσω της υποβολής του εντύπου Ε3.5 στο πληροφοριακό </w:t>
+        <w:t>ης φοιτητή/ριας μέσω της υποβολής του εντύπου Ε3.5 στο πληροφοριακό σύστημα ΕΡΓΑΝΗ, καθώς</w:t>
+      </w:r>
+      <w:r>
+        <w:rPr>
+          <w:rFonts w:ascii="Arial" w:eastAsia="Times New Roman" w:hAnsi="Arial" w:cs="Arial"/>
+          <w:color w:val="333333"/>
+          <w:sz w:val="20"/>
+          <w:szCs w:val="20"/>
+          <w:lang w:eastAsia="el-GR"/>
+        </w:rPr>
+        <w:t xml:space="preserve"> </w:t>
+      </w:r>
+      <w:r>
+        <w:rPr>
+          <w:rFonts w:ascii="Arial" w:eastAsia="Times New Roman" w:hAnsi="Arial" w:cs="Arial"/>
+          <w:color w:val="333333"/>
+          <w:sz w:val="20"/>
+          <w:szCs w:val="20"/>
+          <w:lang w:eastAsia="el-GR"/>
+        </w:rPr>
+        <w:t xml:space="preserve">επίσης και τη λήξη αυτής ή τυχόν μεταβολή των όρων αυτής κατά τη </w:t>
       </w:r>
       <w:r>
         <w:rPr>
@@ -4040,27 +3793,7 @@
           <w:lang w:eastAsia="el-GR"/>
         </w:rPr>
         <w:lastRenderedPageBreak/>
-        <w:t>σύστημα ΕΡΓΑΝΗ, καθώς</w:t>
-      </w:r>
-      <w:r>
-        <w:rPr>
-          <w:rFonts w:ascii="Arial" w:eastAsia="Times New Roman" w:hAnsi="Arial" w:cs="Arial"/>
-          <w:color w:val="333333"/>
-          <w:sz w:val="20"/>
-          <w:szCs w:val="20"/>
-          <w:lang w:eastAsia="el-GR"/>
-        </w:rPr>
-        <w:t xml:space="preserve"> </w:t>
-      </w:r>
-      <w:r>
-        <w:rPr>
-          <w:rFonts w:ascii="Arial" w:eastAsia="Times New Roman" w:hAnsi="Arial" w:cs="Arial"/>
-          <w:color w:val="333333"/>
-          <w:sz w:val="20"/>
-          <w:szCs w:val="20"/>
-          <w:lang w:eastAsia="el-GR"/>
-        </w:rPr>
-        <w:t>επίσης και τη λήξη αυτής ή τυχόν μεταβολή των όρων αυτής κατά τη διάρκεια ισχύος της παρούσας</w:t>
+        <w:t>διάρκεια ισχύος της παρούσας</w:t>
       </w:r>
       <w:r>
         <w:rPr>
@@ -4247,29 +3980,7 @@
           <w:szCs w:val="20"/>
           <w:lang w:eastAsia="el-GR"/>
         </w:rPr>
-        <w:t>της πρακτικής άσκησης στον/η φοιτητή/</w:t>
-      </w:r>
-      <w:proofErr w:type="spellStart"/>
-      <w:r>
-        <w:rPr>
-          <w:rFonts w:ascii="Arial" w:eastAsia="Times New Roman" w:hAnsi="Arial" w:cs="Arial"/>
-          <w:color w:val="333333"/>
-          <w:sz w:val="20"/>
-          <w:szCs w:val="20"/>
-          <w:lang w:eastAsia="el-GR"/>
-        </w:rPr>
-        <w:t>τρια</w:t>
-      </w:r>
-      <w:proofErr w:type="spellEnd"/>
-      <w:r>
-        <w:rPr>
-          <w:rFonts w:ascii="Arial" w:eastAsia="Times New Roman" w:hAnsi="Arial" w:cs="Arial"/>
-          <w:color w:val="333333"/>
-          <w:sz w:val="20"/>
-          <w:szCs w:val="20"/>
-          <w:lang w:eastAsia="el-GR"/>
-        </w:rPr>
-        <w:t xml:space="preserve"> εντός πέντε (5) εργάσιμων ημερών από την ημερομηνία</w:t>
+        <w:t>της πρακτικής άσκησης στον/η φοιτητή/τρια εντός πέντε (5) εργάσιμων ημερών από την ημερομηνία</w:t>
       </w:r>
       <w:r>
         <w:rPr>
@@ -4289,20 +4000,8 @@
           <w:szCs w:val="20"/>
           <w:lang w:eastAsia="el-GR"/>
         </w:rPr>
-        <w:t>που δηλώθηκε η κάθε ενέργεια στο πληροφοριακό σύστημα ΕΡΓΑΝΗ. Ακολούθως, ο/η φοιτητής/</w:t>
-      </w:r>
-      <w:proofErr w:type="spellStart"/>
-      <w:r>
-        <w:rPr>
-          <w:rFonts w:ascii="Arial" w:eastAsia="Times New Roman" w:hAnsi="Arial" w:cs="Arial"/>
-          <w:color w:val="333333"/>
-          <w:sz w:val="20"/>
-          <w:szCs w:val="20"/>
-          <w:lang w:eastAsia="el-GR"/>
-        </w:rPr>
-        <w:t>τρια</w:t>
-      </w:r>
-      <w:proofErr w:type="spellEnd"/>
+        <w:t>που δηλώθηκε η κάθε ενέργεια στο πληροφοριακό σύστημα ΕΡΓΑΝΗ. Ακολούθως, ο/η φοιτητής/τρια</w:t>
+      </w:r>
       <w:r>
         <w:rPr>
           <w:rFonts w:ascii="Arial" w:eastAsia="Times New Roman" w:hAnsi="Arial" w:cs="Arial"/>
@@ -4368,29 +4067,7 @@
           <w:szCs w:val="20"/>
           <w:lang w:eastAsia="el-GR"/>
         </w:rPr>
-        <w:t>Ο/Η φοιτητής/</w:t>
-      </w:r>
-      <w:proofErr w:type="spellStart"/>
-      <w:r>
-        <w:rPr>
-          <w:rFonts w:ascii="Arial" w:eastAsia="Times New Roman" w:hAnsi="Arial" w:cs="Arial"/>
-          <w:color w:val="333333"/>
-          <w:sz w:val="20"/>
-          <w:szCs w:val="20"/>
-          <w:lang w:eastAsia="el-GR"/>
-        </w:rPr>
-        <w:t>τρια</w:t>
-      </w:r>
-      <w:proofErr w:type="spellEnd"/>
-      <w:r>
-        <w:rPr>
-          <w:rFonts w:ascii="Arial" w:eastAsia="Times New Roman" w:hAnsi="Arial" w:cs="Arial"/>
-          <w:color w:val="333333"/>
-          <w:sz w:val="20"/>
-          <w:szCs w:val="20"/>
-          <w:lang w:eastAsia="el-GR"/>
-        </w:rPr>
-        <w:t xml:space="preserve"> με την υπογραφή της παρούσας παρέχει τη ρητή συγκατάθεσή του/της για την συλλογή</w:t>
+        <w:t>Ο/Η φοιτητής/τρια με την υπογραφή της παρούσας παρέχει τη ρητή συγκατάθεσή του/της για την συλλογή</w:t>
       </w:r>
       <w:r>
         <w:rPr>
@@ -4552,7 +4229,7 @@
           <w:color w:val="333333"/>
           <w:sz w:val="20"/>
           <w:szCs w:val="20"/>
-          <w:lang w:val="en-US" w:eastAsia="el-GR"/>
+          <w:lang w:eastAsia="el-GR"/>
         </w:rPr>
       </w:pPr>
       <w:r>
@@ -4603,29 +4280,7 @@
           <w:szCs w:val="20"/>
           <w:lang w:eastAsia="el-GR"/>
         </w:rPr>
-        <w:t>του/της ασκούμενου/ης, δύο για τον Ειδικό Λογαριασμό Κονδυλίων Έρευνας του Πανεπιστημίου Πελοποννήσου και ένα για τον/την ασκούμενο/η φοιτητή/</w:t>
-      </w:r>
-      <w:proofErr w:type="spellStart"/>
-      <w:r>
-        <w:rPr>
-          <w:rFonts w:ascii="Arial" w:eastAsia="Times New Roman" w:hAnsi="Arial" w:cs="Arial"/>
-          <w:color w:val="333333"/>
-          <w:sz w:val="20"/>
-          <w:szCs w:val="20"/>
-          <w:lang w:eastAsia="el-GR"/>
-        </w:rPr>
-        <w:t>τρια</w:t>
-      </w:r>
-      <w:proofErr w:type="spellEnd"/>
-      <w:r>
-        <w:rPr>
-          <w:rFonts w:ascii="Arial" w:eastAsia="Times New Roman" w:hAnsi="Arial" w:cs="Arial"/>
-          <w:color w:val="333333"/>
-          <w:sz w:val="20"/>
-          <w:szCs w:val="20"/>
-          <w:lang w:eastAsia="el-GR"/>
-        </w:rPr>
-        <w:t>.</w:t>
+        <w:t>του/της ασκούμενου/ης, δύο για τον Ειδικό Λογαριασμό Κονδυλίων Έρευνας του Πανεπιστημίου Πελοποννήσου και ένα για τον/την ασκούμενο/η φοιτητή/τρια.</w:t>
       </w:r>
     </w:p>
     <w:p>
@@ -5387,6 +5042,122 @@
     </w:tbl>
     <w:p>
       <w:pPr>
+        <w:spacing w:after="0" w:line="240" w:lineRule="auto"/>
+        <w:ind w:left="567" w:hanging="426"/>
+        <w:jc w:val="center"/>
+        <w:rPr>
+          <w:rFonts w:ascii="Arial" w:eastAsia="Times New Roman" w:hAnsi="Arial" w:cs="Arial"/>
+          <w:color w:val="333333"/>
+          <w:sz w:val="20"/>
+          <w:szCs w:val="20"/>
+          <w:lang w:eastAsia="el-GR"/>
+        </w:rPr>
+      </w:pPr>
+    </w:p>
+    <w:p>
+      <w:pPr>
+        <w:spacing w:after="0" w:line="240" w:lineRule="auto"/>
+        <w:ind w:left="567" w:hanging="426"/>
+        <w:jc w:val="center"/>
+        <w:rPr>
+          <w:rFonts w:ascii="Arial" w:eastAsia="Times New Roman" w:hAnsi="Arial" w:cs="Arial"/>
+          <w:color w:val="333333"/>
+          <w:sz w:val="20"/>
+          <w:szCs w:val="20"/>
+          <w:lang w:eastAsia="el-GR"/>
+        </w:rPr>
+      </w:pPr>
+      <w:r>
+        <w:rPr>
+          <w:rFonts w:ascii="Arial" w:eastAsia="Times New Roman" w:hAnsi="Arial" w:cs="Arial"/>
+          <w:color w:val="333333"/>
+          <w:sz w:val="20"/>
+          <w:szCs w:val="20"/>
+          <w:lang w:eastAsia="el-GR"/>
+        </w:rPr>
+        <w:t xml:space="preserve">ΠΑΝΕΠΙΣΤΗΜΙΟ </w:t>
+      </w:r>
+      <w:r>
+        <w:rPr>
+          <w:rFonts w:ascii="Arial" w:eastAsia="Times New Roman" w:hAnsi="Arial" w:cs="Arial"/>
+          <w:color w:val="333333"/>
+          <w:sz w:val="20"/>
+          <w:szCs w:val="20"/>
+          <w:lang w:eastAsia="el-GR"/>
+        </w:rPr>
+        <w:t>ΠΕΛΟΠΟΝΝΗΣΟΥ</w:t>
+      </w:r>
+      <w:r>
+        <w:rPr>
+          <w:rFonts w:ascii="Arial" w:eastAsia="Times New Roman" w:hAnsi="Arial" w:cs="Arial"/>
+          <w:color w:val="333333"/>
+          <w:sz w:val="20"/>
+          <w:szCs w:val="20"/>
+          <w:lang w:eastAsia="el-GR"/>
+        </w:rPr>
+        <w:br/>
+      </w:r>
+      <w:r>
+        <w:rPr>
+          <w:rFonts w:ascii="Arial" w:eastAsia="Times New Roman" w:hAnsi="Arial" w:cs="Arial"/>
+          <w:color w:val="333333"/>
+          <w:sz w:val="20"/>
+          <w:szCs w:val="20"/>
+          <w:lang w:eastAsia="el-GR"/>
+        </w:rPr>
+        <w:t>Η ΠΡΟΕΔΡΟΣ ΤΗΣ ΕΠΙΤΡΟΠΗΣ Ε</w:t>
+      </w:r>
+      <w:r>
+        <w:rPr>
+          <w:rFonts w:ascii="Arial" w:eastAsia="Times New Roman" w:hAnsi="Arial" w:cs="Arial"/>
+          <w:color w:val="333333"/>
+          <w:sz w:val="20"/>
+          <w:szCs w:val="20"/>
+          <w:lang w:eastAsia="el-GR"/>
+        </w:rPr>
+        <w:t>ΡΕΥΝΩΝ ΤΟΥ Ε.Λ.Κ.Ε</w:t>
+      </w:r>
+    </w:p>
+    <w:p>
+      <w:pPr>
+        <w:spacing w:after="100" w:afterAutospacing="1" w:line="240" w:lineRule="auto"/>
+        <w:ind w:left="567" w:hanging="426"/>
+        <w:jc w:val="center"/>
+        <w:rPr>
+          <w:rFonts w:ascii="Arial" w:eastAsia="Times New Roman" w:hAnsi="Arial" w:cs="Arial"/>
+          <w:color w:val="333333"/>
+          <w:sz w:val="20"/>
+          <w:szCs w:val="20"/>
+          <w:lang w:eastAsia="el-GR"/>
+        </w:rPr>
+      </w:pPr>
+      <w:r>
+        <w:rPr>
+          <w:rFonts w:ascii="Arial" w:eastAsia="Times New Roman" w:hAnsi="Arial" w:cs="Arial"/>
+          <w:color w:val="333333"/>
+          <w:sz w:val="20"/>
+          <w:szCs w:val="20"/>
+          <w:lang w:eastAsia="el-GR"/>
+        </w:rPr>
+        <w:t>ΤΟΥ ΠΑΝΕΠΙΣΤΗΜΙΟΥ ΠΕΛΟΠΟΝΝΗΣΟΥ</w:t>
+      </w:r>
+    </w:p>
+    <w:p>
+      <w:pPr>
+        <w:spacing w:after="100" w:afterAutospacing="1" w:line="240" w:lineRule="auto"/>
+        <w:ind w:left="567" w:hanging="426"/>
+        <w:jc w:val="center"/>
+        <w:rPr>
+          <w:rFonts w:ascii="Arial" w:eastAsia="Times New Roman" w:hAnsi="Arial" w:cs="Arial"/>
+          <w:color w:val="333333"/>
+          <w:sz w:val="20"/>
+          <w:szCs w:val="20"/>
+          <w:lang w:eastAsia="el-GR"/>
+        </w:rPr>
+      </w:pPr>
+    </w:p>
+    <w:p>
+      <w:pPr>
         <w:spacing w:before="100" w:beforeAutospacing="1" w:after="100" w:afterAutospacing="1" w:line="240" w:lineRule="auto"/>
         <w:ind w:left="567" w:hanging="426"/>
         <w:jc w:val="center"/>
@@ -5401,54 +5172,12 @@
       <w:r>
         <w:rPr>
           <w:rFonts w:ascii="Arial" w:eastAsia="Times New Roman" w:hAnsi="Arial" w:cs="Arial"/>
-          <w:color w:val="333333"/>
-          <w:sz w:val="20"/>
-          <w:szCs w:val="20"/>
-          <w:lang w:eastAsia="el-GR"/>
-        </w:rPr>
-        <w:t xml:space="preserve">ΠΑΝΕΠΙΣΤΗΜΙΟ </w:t>
-      </w:r>
-      <w:r>
-        <w:rPr>
-          <w:rFonts w:ascii="Arial" w:eastAsia="Times New Roman" w:hAnsi="Arial" w:cs="Arial"/>
-          <w:color w:val="333333"/>
-          <w:sz w:val="20"/>
-          <w:szCs w:val="20"/>
-          <w:lang w:eastAsia="el-GR"/>
-        </w:rPr>
-        <w:t>ΠΕΛΟΠΟΝΝΗΣΟΥ</w:t>
-      </w:r>
-      <w:r>
-        <w:rPr>
-          <w:rFonts w:ascii="Arial" w:eastAsia="Times New Roman" w:hAnsi="Arial" w:cs="Arial"/>
-          <w:color w:val="333333"/>
-          <w:sz w:val="20"/>
-          <w:szCs w:val="20"/>
-          <w:lang w:eastAsia="el-GR"/>
-        </w:rPr>
-        <w:br/>
-        <w:t>Ο</w:t>
-      </w:r>
-      <w:r>
-        <w:rPr>
-          <w:rFonts w:ascii="Arial" w:eastAsia="Times New Roman" w:hAnsi="Arial" w:cs="Arial"/>
-          <w:color w:val="333333"/>
-          <w:sz w:val="20"/>
-          <w:szCs w:val="20"/>
-          <w:lang w:eastAsia="el-GR"/>
-        </w:rPr>
-        <w:t xml:space="preserve"> ΠΡΟΕΔΡΟΣ ΤΗΣ ΕΠΙΤΡΟΠΗΣ ΕΡΕΥΝΩΝ ΚΑΙ ΔΙΑΧΕΙΡΙΣΗΣ ΤΟΥ Ε.Λ.Κ.Ε.</w:t>
-      </w:r>
-      <w:r>
-        <w:rPr>
-          <w:rFonts w:ascii="Arial" w:eastAsia="Times New Roman" w:hAnsi="Arial" w:cs="Arial"/>
-          <w:color w:val="333333"/>
-          <w:sz w:val="20"/>
-          <w:szCs w:val="20"/>
-          <w:lang w:eastAsia="el-GR"/>
-        </w:rPr>
-        <w:br/>
-        <w:t>ΤΟΥ ΠΑΝΕΠΙΣΤΗΜΙΟΥ ΠΕΛΟΠΟΝΝΗΣΟΥ</w:t>
+          <w:color w:val="E0E0E0"/>
+          <w:sz w:val="20"/>
+          <w:szCs w:val="20"/>
+          <w:lang w:eastAsia="el-GR"/>
+        </w:rPr>
+        <w:t>υπογραφή-σφραγίδα</w:t>
       </w:r>
     </w:p>
     <w:p>
@@ -5467,30 +5196,6 @@
       <w:r>
         <w:rPr>
           <w:rFonts w:ascii="Arial" w:eastAsia="Times New Roman" w:hAnsi="Arial" w:cs="Arial"/>
-          <w:color w:val="E0E0E0"/>
-          <w:sz w:val="20"/>
-          <w:szCs w:val="20"/>
-          <w:lang w:eastAsia="el-GR"/>
-        </w:rPr>
-        <w:t>υπογραφή-σφραγίδα</w:t>
-      </w:r>
-    </w:p>
-    <w:p>
-      <w:pPr>
-        <w:spacing w:before="100" w:beforeAutospacing="1" w:after="100" w:afterAutospacing="1" w:line="240" w:lineRule="auto"/>
-        <w:ind w:left="567" w:hanging="426"/>
-        <w:jc w:val="center"/>
-        <w:rPr>
-          <w:rFonts w:ascii="Arial" w:eastAsia="Times New Roman" w:hAnsi="Arial" w:cs="Arial"/>
-          <w:color w:val="333333"/>
-          <w:sz w:val="20"/>
-          <w:szCs w:val="20"/>
-          <w:lang w:eastAsia="el-GR"/>
-        </w:rPr>
-      </w:pPr>
-      <w:r>
-        <w:rPr>
-          <w:rFonts w:ascii="Arial" w:eastAsia="Times New Roman" w:hAnsi="Arial" w:cs="Arial"/>
           <w:b/>
           <w:bCs/>
           <w:color w:val="333333"/>
@@ -5498,8 +5203,10 @@
           <w:szCs w:val="20"/>
           <w:lang w:eastAsia="el-GR"/>
         </w:rPr>
-        <w:t>ΚΑΘΗΓΗΤΗΣ ΑΘΑΝΑΣΙΟΣ ΚΑΤΣΗΣ</w:t>
-      </w:r>
+        <w:t>ΚΑΘΗΓΗΤΡΙΑ ΣΟΦΙΑ ΖΥΓΑ</w:t>
+      </w:r>
+      <w:bookmarkStart w:id="0" w:name="_GoBack"/>
+      <w:bookmarkEnd w:id="0"/>
     </w:p>
     <w:sectPr>
       <w:footerReference w:type="default" r:id="rId9"/>
@@ -5513,7 +5220,7 @@
 </file>
 
 <file path=word/endnotes.xml><?xml version="1.0" encoding="utf-8"?>
-<w:endnotes xmlns:wpc="http://schemas.microsoft.com/office/word/2010/wordprocessingCanvas" xmlns:cx="http://schemas.microsoft.com/office/drawing/2014/chartex" xmlns:cx1="http://schemas.microsoft.com/office/drawing/2015/9/8/chartex" xmlns:cx2="http://schemas.microsoft.com/office/drawing/2015/10/21/chartex" xmlns:cx3="http://schemas.microsoft.com/office/drawing/2016/5/9/chartex" xmlns:cx4="http://schemas.microsoft.com/office/drawing/2016/5/10/chartex" xmlns:cx5="http://schemas.microsoft.com/office/drawing/2016/5/11/chartex" xmlns:cx6="http://schemas.microsoft.com/office/drawing/2016/5/12/chartex" xmlns:cx7="http://schemas.microsoft.com/office/drawing/2016/5/13/chartex" xmlns:cx8="http://schemas.microsoft.com/office/drawing/2016/5/14/chartex" xmlns:mc="http://schemas.openxmlformats.org/markup-compatibility/2006" xmlns:aink="http://schemas.microsoft.com/office/drawing/2016/ink" xmlns:am3d="http://schemas.microsoft.com/office/drawing/2017/model3d" xmlns:o="urn:schemas-microsoft-com:office:office" xmlns:oel="http://schemas.microsoft.com/office/2019/extlst" xmlns:r="http://schemas.openxmlformats.org/officeDocument/2006/relationships" xmlns:m="http://schemas.openxmlformats.org/officeDocument/2006/math" xmlns:v="urn:schemas-microsoft-com:vml" xmlns:wp14="http://schemas.microsoft.com/office/word/2010/wordprocessingDrawing" xmlns:wp="http://schemas.openxmlformats.org/drawingml/2006/wordprocessingDrawing" xmlns:w10="urn:schemas-microsoft-com:office:word" xmlns:w="http://schemas.openxmlformats.org/wordprocessingml/2006/main" xmlns:w14="http://schemas.microsoft.com/office/word/2010/wordml" xmlns:w15="http://schemas.microsoft.com/office/word/2012/wordml" xmlns:w16cex="http://schemas.microsoft.com/office/word/2018/wordml/cex" xmlns:w16cid="http://schemas.microsoft.com/office/word/2016/wordml/cid" xmlns:w16="http://schemas.microsoft.com/office/word/2018/wordml" xmlns:w16du="http://schemas.microsoft.com/office/word/2023/wordml/word16du" xmlns:w16sdtdh="http://schemas.microsoft.com/office/word/2020/wordml/sdtdatahash" xmlns:w16sdtfl="http://schemas.microsoft.com/office/word/2024/wordml/sdtformatlock" xmlns:w16se="http://schemas.microsoft.com/office/word/2015/wordml/symex" xmlns:wpg="http://schemas.microsoft.com/office/word/2010/wordprocessingGroup" xmlns:wpi="http://schemas.microsoft.com/office/word/2010/wordprocessingInk" xmlns:wne="http://schemas.microsoft.com/office/word/2006/wordml" xmlns:wps="http://schemas.microsoft.com/office/word/2010/wordprocessingShape" mc:Ignorable="w14 w15 w16se w16cid w16 w16cex w16sdtdh w16sdtfl w16du wp14">
+<w:endnotes xmlns:wpc="http://schemas.microsoft.com/office/word/2010/wordprocessingCanvas" xmlns:cx="http://schemas.microsoft.com/office/drawing/2014/chartex" xmlns:mc="http://schemas.openxmlformats.org/markup-compatibility/2006" xmlns:o="urn:schemas-microsoft-com:office:office" xmlns:r="http://schemas.openxmlformats.org/officeDocument/2006/relationships" xmlns:m="http://schemas.openxmlformats.org/officeDocument/2006/math" xmlns:v="urn:schemas-microsoft-com:vml" xmlns:wp14="http://schemas.microsoft.com/office/word/2010/wordprocessingDrawing" xmlns:wp="http://schemas.openxmlformats.org/drawingml/2006/wordprocessingDrawing" xmlns:w10="urn:schemas-microsoft-com:office:word" xmlns:w="http://schemas.openxmlformats.org/wordprocessingml/2006/main" xmlns:w14="http://schemas.microsoft.com/office/word/2010/wordml" xmlns:w15="http://schemas.microsoft.com/office/word/2012/wordml" xmlns:w16se="http://schemas.microsoft.com/office/word/2015/wordml/symex" xmlns:wpg="http://schemas.microsoft.com/office/word/2010/wordprocessingGroup" xmlns:wpi="http://schemas.microsoft.com/office/word/2010/wordprocessingInk" xmlns:wne="http://schemas.microsoft.com/office/word/2006/wordml" xmlns:wps="http://schemas.microsoft.com/office/word/2010/wordprocessingShape" mc:Ignorable="w14 w15 w16se wp14">
   <w:endnote w:type="separator" w:id="-1">
     <w:p>
       <w:pPr>
@@ -5538,7 +5245,7 @@
 </file>
 
 <file path=word/footer1.xml><?xml version="1.0" encoding="utf-8"?>
-<w:ftr xmlns:wpc="http://schemas.microsoft.com/office/word/2010/wordprocessingCanvas" xmlns:cx="http://schemas.microsoft.com/office/drawing/2014/chartex" xmlns:cx1="http://schemas.microsoft.com/office/drawing/2015/9/8/chartex" xmlns:cx2="http://schemas.microsoft.com/office/drawing/2015/10/21/chartex" xmlns:cx3="http://schemas.microsoft.com/office/drawing/2016/5/9/chartex" xmlns:cx4="http://schemas.microsoft.com/office/drawing/2016/5/10/chartex" xmlns:cx5="http://schemas.microsoft.com/office/drawing/2016/5/11/chartex" xmlns:cx6="http://schemas.microsoft.com/office/drawing/2016/5/12/chartex" xmlns:cx7="http://schemas.microsoft.com/office/drawing/2016/5/13/chartex" xmlns:cx8="http://schemas.microsoft.com/office/drawing/2016/5/14/chartex" xmlns:mc="http://schemas.openxmlformats.org/markup-compatibility/2006" xmlns:aink="http://schemas.microsoft.com/office/drawing/2016/ink" xmlns:am3d="http://schemas.microsoft.com/office/drawing/2017/model3d" xmlns:o="urn:schemas-microsoft-com:office:office" xmlns:oel="http://schemas.microsoft.com/office/2019/extlst" xmlns:r="http://schemas.openxmlformats.org/officeDocument/2006/relationships" xmlns:m="http://schemas.openxmlformats.org/officeDocument/2006/math" xmlns:v="urn:schemas-microsoft-com:vml" xmlns:wp14="http://schemas.microsoft.com/office/word/2010/wordprocessingDrawing" xmlns:wp="http://schemas.openxmlformats.org/drawingml/2006/wordprocessingDrawing" xmlns:w10="urn:schemas-microsoft-com:office:word" xmlns:w="http://schemas.openxmlformats.org/wordprocessingml/2006/main" xmlns:w14="http://schemas.microsoft.com/office/word/2010/wordml" xmlns:w15="http://schemas.microsoft.com/office/word/2012/wordml" xmlns:w16cex="http://schemas.microsoft.com/office/word/2018/wordml/cex" xmlns:w16cid="http://schemas.microsoft.com/office/word/2016/wordml/cid" xmlns:w16="http://schemas.microsoft.com/office/word/2018/wordml" xmlns:w16du="http://schemas.microsoft.com/office/word/2023/wordml/word16du" xmlns:w16sdtdh="http://schemas.microsoft.com/office/word/2020/wordml/sdtdatahash" xmlns:w16sdtfl="http://schemas.microsoft.com/office/word/2024/wordml/sdtformatlock" xmlns:w16se="http://schemas.microsoft.com/office/word/2015/wordml/symex" xmlns:wpg="http://schemas.microsoft.com/office/word/2010/wordprocessingGroup" xmlns:wpi="http://schemas.microsoft.com/office/word/2010/wordprocessingInk" xmlns:wne="http://schemas.microsoft.com/office/word/2006/wordml" xmlns:wps="http://schemas.microsoft.com/office/word/2010/wordprocessingShape" mc:Ignorable="w14 w15 w16se w16cid w16 w16cex w16sdtdh w16sdtfl w16du wp14">
+<w:ftr xmlns:wpc="http://schemas.microsoft.com/office/word/2010/wordprocessingCanvas" xmlns:cx="http://schemas.microsoft.com/office/drawing/2014/chartex" xmlns:mc="http://schemas.openxmlformats.org/markup-compatibility/2006" xmlns:o="urn:schemas-microsoft-com:office:office" xmlns:r="http://schemas.openxmlformats.org/officeDocument/2006/relationships" xmlns:m="http://schemas.openxmlformats.org/officeDocument/2006/math" xmlns:v="urn:schemas-microsoft-com:vml" xmlns:wp14="http://schemas.microsoft.com/office/word/2010/wordprocessingDrawing" xmlns:wp="http://schemas.openxmlformats.org/drawingml/2006/wordprocessingDrawing" xmlns:w10="urn:schemas-microsoft-com:office:word" xmlns:w="http://schemas.openxmlformats.org/wordprocessingml/2006/main" xmlns:w14="http://schemas.microsoft.com/office/word/2010/wordml" xmlns:w15="http://schemas.microsoft.com/office/word/2012/wordml" xmlns:w16se="http://schemas.microsoft.com/office/word/2015/wordml/symex" xmlns:wpg="http://schemas.microsoft.com/office/word/2010/wordprocessingGroup" xmlns:wpi="http://schemas.microsoft.com/office/word/2010/wordprocessingInk" xmlns:wne="http://schemas.microsoft.com/office/word/2006/wordml" xmlns:wps="http://schemas.microsoft.com/office/word/2010/wordprocessingShape" mc:Ignorable="w14 w15 w16se wp14">
   <w:p>
     <w:pPr>
       <w:pStyle w:val="a7"/>
@@ -5596,7 +5303,7 @@
 </file>
 
 <file path=word/footnotes.xml><?xml version="1.0" encoding="utf-8"?>
-<w:footnotes xmlns:wpc="http://schemas.microsoft.com/office/word/2010/wordprocessingCanvas" xmlns:cx="http://schemas.microsoft.com/office/drawing/2014/chartex" xmlns:cx1="http://schemas.microsoft.com/office/drawing/2015/9/8/chartex" xmlns:cx2="http://schemas.microsoft.com/office/drawing/2015/10/21/chartex" xmlns:cx3="http://schemas.microsoft.com/office/drawing/2016/5/9/chartex" xmlns:cx4="http://schemas.microsoft.com/office/drawing/2016/5/10/chartex" xmlns:cx5="http://schemas.microsoft.com/office/drawing/2016/5/11/chartex" xmlns:cx6="http://schemas.microsoft.com/office/drawing/2016/5/12/chartex" xmlns:cx7="http://schemas.microsoft.com/office/drawing/2016/5/13/chartex" xmlns:cx8="http://schemas.microsoft.com/office/drawing/2016/5/14/chartex" xmlns:mc="http://schemas.openxmlformats.org/markup-compatibility/2006" xmlns:aink="http://schemas.microsoft.com/office/drawing/2016/ink" xmlns:am3d="http://schemas.microsoft.com/office/drawing/2017/model3d" xmlns:o="urn:schemas-microsoft-com:office:office" xmlns:oel="http://schemas.microsoft.com/office/2019/extlst" xmlns:r="http://schemas.openxmlformats.org/officeDocument/2006/relationships" xmlns:m="http://schemas.openxmlformats.org/officeDocument/2006/math" xmlns:v="urn:schemas-microsoft-com:vml" xmlns:wp14="http://schemas.microsoft.com/office/word/2010/wordprocessingDrawing" xmlns:wp="http://schemas.openxmlformats.org/drawingml/2006/wordprocessingDrawing" xmlns:w10="urn:schemas-microsoft-com:office:word" xmlns:w="http://schemas.openxmlformats.org/wordprocessingml/2006/main" xmlns:w14="http://schemas.microsoft.com/office/word/2010/wordml" xmlns:w15="http://schemas.microsoft.com/office/word/2012/wordml" xmlns:w16cex="http://schemas.microsoft.com/office/word/2018/wordml/cex" xmlns:w16cid="http://schemas.microsoft.com/office/word/2016/wordml/cid" xmlns:w16="http://schemas.microsoft.com/office/word/2018/wordml" xmlns:w16du="http://schemas.microsoft.com/office/word/2023/wordml/word16du" xmlns:w16sdtdh="http://schemas.microsoft.com/office/word/2020/wordml/sdtdatahash" xmlns:w16sdtfl="http://schemas.microsoft.com/office/word/2024/wordml/sdtformatlock" xmlns:w16se="http://schemas.microsoft.com/office/word/2015/wordml/symex" xmlns:wpg="http://schemas.microsoft.com/office/word/2010/wordprocessingGroup" xmlns:wpi="http://schemas.microsoft.com/office/word/2010/wordprocessingInk" xmlns:wne="http://schemas.microsoft.com/office/word/2006/wordml" xmlns:wps="http://schemas.microsoft.com/office/word/2010/wordprocessingShape" mc:Ignorable="w14 w15 w16se w16cid w16 w16cex w16sdtdh w16sdtfl w16du wp14">
+<w:footnotes xmlns:wpc="http://schemas.microsoft.com/office/word/2010/wordprocessingCanvas" xmlns:cx="http://schemas.microsoft.com/office/drawing/2014/chartex" xmlns:mc="http://schemas.openxmlformats.org/markup-compatibility/2006" xmlns:o="urn:schemas-microsoft-com:office:office" xmlns:r="http://schemas.openxmlformats.org/officeDocument/2006/relationships" xmlns:m="http://schemas.openxmlformats.org/officeDocument/2006/math" xmlns:v="urn:schemas-microsoft-com:vml" xmlns:wp14="http://schemas.microsoft.com/office/word/2010/wordprocessingDrawing" xmlns:wp="http://schemas.openxmlformats.org/drawingml/2006/wordprocessingDrawing" xmlns:w10="urn:schemas-microsoft-com:office:word" xmlns:w="http://schemas.openxmlformats.org/wordprocessingml/2006/main" xmlns:w14="http://schemas.microsoft.com/office/word/2010/wordml" xmlns:w15="http://schemas.microsoft.com/office/word/2012/wordml" xmlns:w16se="http://schemas.microsoft.com/office/word/2015/wordml/symex" xmlns:wpg="http://schemas.microsoft.com/office/word/2010/wordprocessingGroup" xmlns:wpi="http://schemas.microsoft.com/office/word/2010/wordprocessingInk" xmlns:wne="http://schemas.microsoft.com/office/word/2006/wordml" xmlns:wps="http://schemas.microsoft.com/office/word/2010/wordprocessingShape" mc:Ignorable="w14 w15 w16se wp14">
   <w:footnote w:type="separator" w:id="-1">
     <w:p>
       <w:pPr>
@@ -5621,7 +5328,7 @@
 </file>
 
 <file path=word/numbering.xml><?xml version="1.0" encoding="utf-8"?>
-<w:numbering xmlns:wpc="http://schemas.microsoft.com/office/word/2010/wordprocessingCanvas" xmlns:cx="http://schemas.microsoft.com/office/drawing/2014/chartex" xmlns:cx1="http://schemas.microsoft.com/office/drawing/2015/9/8/chartex" xmlns:cx2="http://schemas.microsoft.com/office/drawing/2015/10/21/chartex" xmlns:cx3="http://schemas.microsoft.com/office/drawing/2016/5/9/chartex" xmlns:cx4="http://schemas.microsoft.com/office/drawing/2016/5/10/chartex" xmlns:cx5="http://schemas.microsoft.com/office/drawing/2016/5/11/chartex" xmlns:cx6="http://schemas.microsoft.com/office/drawing/2016/5/12/chartex" xmlns:cx7="http://schemas.microsoft.com/office/drawing/2016/5/13/chartex" xmlns:cx8="http://schemas.microsoft.com/office/drawing/2016/5/14/chartex" xmlns:mc="http://schemas.openxmlformats.org/markup-compatibility/2006" xmlns:aink="http://schemas.microsoft.com/office/drawing/2016/ink" xmlns:am3d="http://schemas.microsoft.com/office/drawing/2017/model3d" xmlns:o="urn:schemas-microsoft-com:office:office" xmlns:oel="http://schemas.microsoft.com/office/2019/extlst" xmlns:r="http://schemas.openxmlformats.org/officeDocument/2006/relationships" xmlns:m="http://schemas.openxmlformats.org/officeDocument/2006/math" xmlns:v="urn:schemas-microsoft-com:vml" xmlns:wp14="http://schemas.microsoft.com/office/word/2010/wordprocessingDrawing" xmlns:wp="http://schemas.openxmlformats.org/drawingml/2006/wordprocessingDrawing" xmlns:w10="urn:schemas-microsoft-com:office:word" xmlns:w="http://schemas.openxmlformats.org/wordprocessingml/2006/main" xmlns:w14="http://schemas.microsoft.com/office/word/2010/wordml" xmlns:w15="http://schemas.microsoft.com/office/word/2012/wordml" xmlns:w16cex="http://schemas.microsoft.com/office/word/2018/wordml/cex" xmlns:w16cid="http://schemas.microsoft.com/office/word/2016/wordml/cid" xmlns:w16="http://schemas.microsoft.com/office/word/2018/wordml" xmlns:w16du="http://schemas.microsoft.com/office/word/2023/wordml/word16du" xmlns:w16sdtdh="http://schemas.microsoft.com/office/word/2020/wordml/sdtdatahash" xmlns:w16sdtfl="http://schemas.microsoft.com/office/word/2024/wordml/sdtformatlock" xmlns:w16se="http://schemas.microsoft.com/office/word/2015/wordml/symex" xmlns:wpg="http://schemas.microsoft.com/office/word/2010/wordprocessingGroup" xmlns:wpi="http://schemas.microsoft.com/office/word/2010/wordprocessingInk" xmlns:wne="http://schemas.microsoft.com/office/word/2006/wordml" xmlns:wps="http://schemas.microsoft.com/office/word/2010/wordprocessingShape" mc:Ignorable="w14 w15 w16se w16cid w16 w16cex w16sdtdh w16sdtfl w16du wp14">
+<w:numbering xmlns:wpc="http://schemas.microsoft.com/office/word/2010/wordprocessingCanvas" xmlns:cx="http://schemas.microsoft.com/office/drawing/2014/chartex" xmlns:mc="http://schemas.openxmlformats.org/markup-compatibility/2006" xmlns:o="urn:schemas-microsoft-com:office:office" xmlns:r="http://schemas.openxmlformats.org/officeDocument/2006/relationships" xmlns:m="http://schemas.openxmlformats.org/officeDocument/2006/math" xmlns:v="urn:schemas-microsoft-com:vml" xmlns:wp14="http://schemas.microsoft.com/office/word/2010/wordprocessingDrawing" xmlns:wp="http://schemas.openxmlformats.org/drawingml/2006/wordprocessingDrawing" xmlns:w10="urn:schemas-microsoft-com:office:word" xmlns:w="http://schemas.openxmlformats.org/wordprocessingml/2006/main" xmlns:w14="http://schemas.microsoft.com/office/word/2010/wordml" xmlns:w15="http://schemas.microsoft.com/office/word/2012/wordml" xmlns:w16se="http://schemas.microsoft.com/office/word/2015/wordml/symex" xmlns:wpg="http://schemas.microsoft.com/office/word/2010/wordprocessingGroup" xmlns:wpi="http://schemas.microsoft.com/office/word/2010/wordprocessingInk" xmlns:wne="http://schemas.microsoft.com/office/word/2006/wordml" xmlns:wps="http://schemas.microsoft.com/office/word/2010/wordprocessingShape" mc:Ignorable="w14 w15 w16se wp14">
   <w:abstractNum w:abstractNumId="0" w15:restartNumberingAfterBreak="0">
     <w:nsid w:val="38136536"/>
     <w:multiLevelType w:val="hybridMultilevel"/>
@@ -5910,20 +5617,20 @@
       </w:pPr>
     </w:lvl>
   </w:abstractNum>
-  <w:num w:numId="1" w16cid:durableId="1809515134">
+  <w:num w:numId="1">
     <w:abstractNumId w:val="1"/>
   </w:num>
-  <w:num w:numId="2" w16cid:durableId="754011272">
+  <w:num w:numId="2">
     <w:abstractNumId w:val="2"/>
   </w:num>
-  <w:num w:numId="3" w16cid:durableId="182133229">
+  <w:num w:numId="3">
     <w:abstractNumId w:val="0"/>
   </w:num>
 </w:numbering>
 </file>
 
 <file path=word/styles.xml><?xml version="1.0" encoding="utf-8"?>
-<w:styles xmlns:mc="http://schemas.openxmlformats.org/markup-compatibility/2006" xmlns:r="http://schemas.openxmlformats.org/officeDocument/2006/relationships" xmlns:w="http://schemas.openxmlformats.org/wordprocessingml/2006/main" xmlns:w14="http://schemas.microsoft.com/office/word/2010/wordml" xmlns:w15="http://schemas.microsoft.com/office/word/2012/wordml" xmlns:w16cex="http://schemas.microsoft.com/office/word/2018/wordml/cex" xmlns:w16cid="http://schemas.microsoft.com/office/word/2016/wordml/cid" xmlns:w16="http://schemas.microsoft.com/office/word/2018/wordml" xmlns:w16du="http://schemas.microsoft.com/office/word/2023/wordml/word16du" xmlns:w16sdtdh="http://schemas.microsoft.com/office/word/2020/wordml/sdtdatahash" xmlns:w16sdtfl="http://schemas.microsoft.com/office/word/2024/wordml/sdtformatlock" xmlns:w16se="http://schemas.microsoft.com/office/word/2015/wordml/symex" mc:Ignorable="w14 w15 w16se w16cid w16 w16cex w16sdtdh w16sdtfl w16du">
+<w:styles xmlns:mc="http://schemas.openxmlformats.org/markup-compatibility/2006" xmlns:r="http://schemas.openxmlformats.org/officeDocument/2006/relationships" xmlns:w="http://schemas.openxmlformats.org/wordprocessingml/2006/main" xmlns:w14="http://schemas.microsoft.com/office/word/2010/wordml" xmlns:w15="http://schemas.microsoft.com/office/word/2012/wordml" xmlns:w16se="http://schemas.microsoft.com/office/word/2015/wordml/symex" mc:Ignorable="w14 w15 w16se">
   <w:docDefaults>
     <w:rPrDefault>
       <w:rPr>
@@ -5939,7 +5646,7 @@
       </w:pPr>
     </w:pPrDefault>
   </w:docDefaults>
-  <w:latentStyles w:defLockedState="0" w:defUIPriority="99" w:defSemiHidden="0" w:defUnhideWhenUsed="0" w:defQFormat="0" w:count="376">
+  <w:latentStyles w:defLockedState="0" w:defUIPriority="99" w:defSemiHidden="0" w:defUnhideWhenUsed="0" w:defQFormat="0" w:count="371">
     <w:lsdException w:name="Normal" w:uiPriority="0" w:qFormat="1"/>
     <w:lsdException w:name="heading 1" w:uiPriority="9" w:qFormat="1"/>
     <w:lsdException w:name="heading 2" w:semiHidden="1" w:uiPriority="9" w:unhideWhenUsed="1" w:qFormat="1"/>
@@ -6311,11 +6018,6 @@
     <w:lsdException w:name="List Table 5 Dark Accent 6" w:uiPriority="50"/>
     <w:lsdException w:name="List Table 6 Colorful Accent 6" w:uiPriority="51"/>
     <w:lsdException w:name="List Table 7 Colorful Accent 6" w:uiPriority="52"/>
-    <w:lsdException w:name="Mention" w:semiHidden="1" w:unhideWhenUsed="1"/>
-    <w:lsdException w:name="Smart Hyperlink" w:semiHidden="1" w:unhideWhenUsed="1"/>
-    <w:lsdException w:name="Hashtag" w:semiHidden="1" w:unhideWhenUsed="1"/>
-    <w:lsdException w:name="Unresolved Mention" w:semiHidden="1" w:unhideWhenUsed="1"/>
-    <w:lsdException w:name="Smart Link" w:semiHidden="1" w:unhideWhenUsed="1"/>
   </w:latentStyles>
   <w:style w:type="paragraph" w:default="1" w:styleId="a">
     <w:name w:val="Normal"/>
